--- a/assets/thesis/template_thesis.docx
+++ b/assets/thesis/template_thesis.docx
@@ -293,7 +293,6 @@
           <w:p>
             <w:pPr>
               <w:spacing w:before="120" w:after="120" w:line="360" w:lineRule="auto"/>
-              <w:ind w:left="432"/>
               <w:rPr>
                 <w:sz w:val="30"/>
                 <w:szCs w:val="30"/>
@@ -439,6 +438,487 @@
           <w:szCs w:val="30"/>
         </w:rPr>
       </w:pPr>
+    </w:p>
+    <w:p>
+      <w:pPr>
+        <w:jc w:val="center"/>
+        <w:rPr>
+          <w:sz w:val="30"/>
+          <w:szCs w:val="30"/>
+        </w:rPr>
+      </w:pPr>
+      <w:r>
+        <w:rPr>
+          <w:b/>
+          <w:sz w:val="30"/>
+          <w:szCs w:val="30"/>
+        </w:rPr>
+        <w:t>Vĩnh Long, tháng 6 năm 2026</w:t>
+      </w:r>
+      <w:r>
+        <w:rPr>
+          <w:sz w:val="30"/>
+          <w:szCs w:val="30"/>
+        </w:rPr>
+        <w:t xml:space="preserve"> </w:t>
+      </w:r>
+    </w:p>
+    <w:p>
+      <w:pPr>
+        <w:rPr>
+          <w:sz w:val="30"/>
+          <w:szCs w:val="30"/>
+        </w:rPr>
+      </w:pPr>
+      <w:r>
+        <w:rPr>
+          <w:sz w:val="30"/>
+          <w:szCs w:val="30"/>
+        </w:rPr>
+        <w:br w:type="page"/>
+      </w:r>
+    </w:p>
+    <w:p>
+      <w:pPr>
+        <w:rPr>
+          <w:b/>
+          <w:sz w:val="30"/>
+          <w:szCs w:val="30"/>
+        </w:rPr>
+      </w:pPr>
+    </w:p>
+    <w:p>
+      <w:pPr>
+        <w:jc w:val="center"/>
+        <w:rPr>
+          <w:sz w:val="30"/>
+          <w:szCs w:val="30"/>
+        </w:rPr>
+      </w:pPr>
+      <w:r>
+        <w:rPr>
+          <w:sz w:val="30"/>
+          <w:szCs w:val="30"/>
+        </w:rPr>
+        <w:t>ĐẠI HỌC TRÀ VINH</w:t>
+      </w:r>
+    </w:p>
+    <w:p>
+      <w:pPr>
+        <w:jc w:val="center"/>
+        <w:rPr>
+          <w:sz w:val="30"/>
+          <w:szCs w:val="30"/>
+        </w:rPr>
+      </w:pPr>
+      <w:r>
+        <w:rPr>
+          <w:sz w:val="30"/>
+          <w:szCs w:val="30"/>
+        </w:rPr>
+        <w:t>TRƯỜNG KỸ THUẬT VÀ CÔNG NGHỆ</w:t>
+      </w:r>
+    </w:p>
+    <w:p>
+      <w:pPr>
+        <w:jc w:val="center"/>
+        <w:rPr>
+          <w:b/>
+          <w:sz w:val="30"/>
+          <w:szCs w:val="30"/>
+        </w:rPr>
+      </w:pPr>
+      <w:r>
+        <w:rPr>
+          <w:b/>
+          <w:sz w:val="30"/>
+          <w:szCs w:val="30"/>
+        </w:rPr>
+        <w:t>KHOA CÔNG NGHỆ THÔNG TIN</w:t>
+      </w:r>
+    </w:p>
+    <w:p>
+      <w:pPr>
+        <w:jc w:val="center"/>
+        <w:rPr>
+          <w:b/>
+          <w:sz w:val="30"/>
+          <w:szCs w:val="30"/>
+        </w:rPr>
+      </w:pPr>
+    </w:p>
+    <w:p>
+      <w:pPr>
+        <w:jc w:val="center"/>
+        <w:rPr>
+          <w:b/>
+          <w:sz w:val="30"/>
+          <w:szCs w:val="30"/>
+        </w:rPr>
+      </w:pPr>
+    </w:p>
+    <w:p>
+      <w:pPr>
+        <w:jc w:val="center"/>
+        <w:rPr>
+          <w:sz w:val="30"/>
+          <w:szCs w:val="30"/>
+        </w:rPr>
+      </w:pPr>
+      <w:r>
+        <w:rPr>
+          <w:noProof/>
+          <w:sz w:val="30"/>
+          <w:szCs w:val="30"/>
+        </w:rPr>
+        <w:drawing>
+          <wp:inline distT="0" distB="0" distL="0" distR="0" wp14:anchorId="26C705DE" wp14:editId="3C38EDB1">
+            <wp:extent cx="924560" cy="924560"/>
+            <wp:effectExtent l="0" t="0" r="8890" b="8890"/>
+            <wp:docPr id="810987571" name="Picture 810987571"/>
+            <wp:cNvGraphicFramePr>
+              <a:graphicFrameLocks xmlns:a="http://schemas.openxmlformats.org/drawingml/2006/main" noChangeAspect="1"/>
+            </wp:cNvGraphicFramePr>
+            <a:graphic xmlns:a="http://schemas.openxmlformats.org/drawingml/2006/main">
+              <a:graphicData uri="http://schemas.openxmlformats.org/drawingml/2006/picture">
+                <pic:pic xmlns:pic="http://schemas.openxmlformats.org/drawingml/2006/picture">
+                  <pic:nvPicPr>
+                    <pic:cNvPr id="7" name="logo%20TVU[1].png"/>
+                    <pic:cNvPicPr/>
+                  </pic:nvPicPr>
+                  <pic:blipFill>
+                    <a:blip r:embed="rId8" cstate="print">
+                      <a:extLst>
+                        <a:ext uri="{28A0092B-C50C-407E-A947-70E740481C1C}">
+                          <a14:useLocalDpi xmlns:a14="http://schemas.microsoft.com/office/drawing/2010/main" val="0"/>
+                        </a:ext>
+                      </a:extLst>
+                    </a:blip>
+                    <a:stretch>
+                      <a:fillRect/>
+                    </a:stretch>
+                  </pic:blipFill>
+                  <pic:spPr>
+                    <a:xfrm>
+                      <a:off x="0" y="0"/>
+                      <a:ext cx="924560" cy="924560"/>
+                    </a:xfrm>
+                    <a:prstGeom prst="rect">
+                      <a:avLst/>
+                    </a:prstGeom>
+                  </pic:spPr>
+                </pic:pic>
+              </a:graphicData>
+            </a:graphic>
+          </wp:inline>
+        </w:drawing>
+      </w:r>
+    </w:p>
+    <w:p>
+      <w:pPr>
+        <w:jc w:val="center"/>
+        <w:rPr>
+          <w:sz w:val="30"/>
+          <w:szCs w:val="30"/>
+        </w:rPr>
+      </w:pPr>
+    </w:p>
+    <w:p>
+      <w:pPr>
+        <w:jc w:val="center"/>
+        <w:rPr>
+          <w:sz w:val="30"/>
+          <w:szCs w:val="30"/>
+        </w:rPr>
+      </w:pPr>
+    </w:p>
+    <w:p>
+      <w:pPr>
+        <w:jc w:val="center"/>
+        <w:rPr>
+          <w:b/>
+          <w:sz w:val="30"/>
+          <w:szCs w:val="30"/>
+        </w:rPr>
+      </w:pPr>
+      <w:r>
+        <w:rPr>
+          <w:b/>
+          <w:sz w:val="30"/>
+          <w:szCs w:val="30"/>
+        </w:rPr>
+        <w:t>ĐỒ ÁN MÔN HỌC</w:t>
+      </w:r>
+    </w:p>
+    <w:p>
+      <w:pPr>
+        <w:jc w:val="center"/>
+        <w:rPr>
+          <w:b/>
+          <w:sz w:val="30"/>
+          <w:szCs w:val="30"/>
+        </w:rPr>
+      </w:pPr>
+      <w:r>
+        <w:rPr>
+          <w:b/>
+          <w:sz w:val="30"/>
+          <w:szCs w:val="30"/>
+        </w:rPr>
+        <w:t>THIẾT KẾ WEB</w:t>
+      </w:r>
+    </w:p>
+    <w:p>
+      <w:pPr>
+        <w:jc w:val="center"/>
+        <w:rPr>
+          <w:b/>
+          <w:sz w:val="30"/>
+          <w:szCs w:val="30"/>
+        </w:rPr>
+      </w:pPr>
+    </w:p>
+    <w:p>
+      <w:pPr>
+        <w:jc w:val="center"/>
+        <w:rPr>
+          <w:b/>
+          <w:sz w:val="30"/>
+          <w:szCs w:val="30"/>
+        </w:rPr>
+      </w:pPr>
+    </w:p>
+    <w:p>
+      <w:pPr>
+        <w:jc w:val="center"/>
+        <w:rPr>
+          <w:b/>
+          <w:sz w:val="36"/>
+          <w:szCs w:val="36"/>
+        </w:rPr>
+      </w:pPr>
+      <w:r>
+        <w:rPr>
+          <w:b/>
+          <w:sz w:val="36"/>
+          <w:szCs w:val="36"/>
+        </w:rPr>
+        <w:t xml:space="preserve">THIẾT KẾ VÀ XÂY DỰNG WEBSITE </w:t>
+      </w:r>
+    </w:p>
+    <w:p>
+      <w:pPr>
+        <w:jc w:val="center"/>
+        <w:rPr>
+          <w:b/>
+          <w:sz w:val="36"/>
+          <w:szCs w:val="36"/>
+        </w:rPr>
+      </w:pPr>
+      <w:r>
+        <w:rPr>
+          <w:b/>
+          <w:sz w:val="36"/>
+          <w:szCs w:val="36"/>
+        </w:rPr>
+        <w:t>TIỆM ĂN VẶT TUỔI THƠ</w:t>
+      </w:r>
+    </w:p>
+    <w:p>
+      <w:pPr>
+        <w:jc w:val="center"/>
+        <w:rPr>
+          <w:b/>
+          <w:sz w:val="30"/>
+          <w:szCs w:val="30"/>
+        </w:rPr>
+      </w:pPr>
+    </w:p>
+    <w:tbl>
+      <w:tblPr>
+        <w:tblStyle w:val="TableGrid"/>
+        <w:tblW w:w="5000" w:type="pct"/>
+        <w:tblBorders>
+          <w:top w:val="none" w:sz="0" w:space="0" w:color="auto"/>
+          <w:left w:val="none" w:sz="0" w:space="0" w:color="auto"/>
+          <w:bottom w:val="none" w:sz="0" w:space="0" w:color="auto"/>
+          <w:right w:val="none" w:sz="0" w:space="0" w:color="auto"/>
+          <w:insideH w:val="none" w:sz="0" w:space="0" w:color="auto"/>
+          <w:insideV w:val="none" w:sz="0" w:space="0" w:color="auto"/>
+        </w:tblBorders>
+        <w:tblLook w:val="04A0" w:firstRow="1" w:lastRow="0" w:firstColumn="1" w:lastColumn="0" w:noHBand="0" w:noVBand="1"/>
+      </w:tblPr>
+      <w:tblGrid>
+        <w:gridCol w:w="4222"/>
+        <w:gridCol w:w="4566"/>
+      </w:tblGrid>
+      <w:tr>
+        <w:tc>
+          <w:tcPr>
+            <w:tcW w:w="2402" w:type="pct"/>
+          </w:tcPr>
+          <w:p>
+            <w:pPr>
+              <w:spacing w:before="120" w:after="120" w:line="360" w:lineRule="auto"/>
+              <w:rPr>
+                <w:b/>
+                <w:sz w:val="30"/>
+                <w:szCs w:val="30"/>
+              </w:rPr>
+            </w:pPr>
+            <w:r>
+              <w:rPr>
+                <w:b/>
+                <w:sz w:val="30"/>
+                <w:szCs w:val="30"/>
+              </w:rPr>
+              <w:t>Người hướng dẫn:</w:t>
+            </w:r>
+          </w:p>
+          <w:p>
+            <w:pPr>
+              <w:spacing w:before="120" w:after="120" w:line="360" w:lineRule="auto"/>
+              <w:rPr>
+                <w:sz w:val="30"/>
+                <w:szCs w:val="30"/>
+              </w:rPr>
+            </w:pPr>
+            <w:r>
+              <w:rPr>
+                <w:sz w:val="30"/>
+                <w:szCs w:val="30"/>
+              </w:rPr>
+              <w:t>Ths. Nguyễn Ngọc Đan Thanh</w:t>
+            </w:r>
+          </w:p>
+        </w:tc>
+        <w:tc>
+          <w:tcPr>
+            <w:tcW w:w="2598" w:type="pct"/>
+          </w:tcPr>
+          <w:p>
+            <w:pPr>
+              <w:spacing w:before="120" w:after="120" w:line="360" w:lineRule="auto"/>
+              <w:rPr>
+                <w:b/>
+                <w:sz w:val="30"/>
+                <w:szCs w:val="30"/>
+              </w:rPr>
+            </w:pPr>
+            <w:r>
+              <w:rPr>
+                <w:b/>
+                <w:sz w:val="30"/>
+                <w:szCs w:val="30"/>
+              </w:rPr>
+              <w:t>Sinh viên thực hiện:</w:t>
+            </w:r>
+          </w:p>
+          <w:p>
+            <w:pPr>
+              <w:spacing w:before="120" w:after="120" w:line="360" w:lineRule="auto"/>
+              <w:ind w:left="360"/>
+              <w:rPr>
+                <w:sz w:val="30"/>
+                <w:szCs w:val="30"/>
+              </w:rPr>
+            </w:pPr>
+            <w:r>
+              <w:rPr>
+                <w:sz w:val="30"/>
+                <w:szCs w:val="30"/>
+              </w:rPr>
+              <w:t>Họ tên: Lê Gia Khánh</w:t>
+            </w:r>
+          </w:p>
+          <w:p>
+            <w:pPr>
+              <w:spacing w:before="120" w:after="120" w:line="360" w:lineRule="auto"/>
+              <w:ind w:left="360"/>
+              <w:rPr>
+                <w:sz w:val="30"/>
+                <w:szCs w:val="30"/>
+              </w:rPr>
+            </w:pPr>
+            <w:r>
+              <w:rPr>
+                <w:sz w:val="30"/>
+                <w:szCs w:val="30"/>
+              </w:rPr>
+              <w:t>Mã số: 110124093</w:t>
+            </w:r>
+          </w:p>
+          <w:p>
+            <w:pPr>
+              <w:spacing w:before="120" w:after="120" w:line="360" w:lineRule="auto"/>
+              <w:ind w:left="360"/>
+              <w:rPr>
+                <w:sz w:val="30"/>
+                <w:szCs w:val="30"/>
+              </w:rPr>
+            </w:pPr>
+            <w:r>
+              <w:rPr>
+                <w:sz w:val="30"/>
+                <w:szCs w:val="30"/>
+              </w:rPr>
+              <w:t>Mã lớp: DA24TTA</w:t>
+            </w:r>
+          </w:p>
+        </w:tc>
+      </w:tr>
+    </w:tbl>
+    <w:p>
+      <w:pPr>
+        <w:rPr>
+          <w:sz w:val="30"/>
+          <w:szCs w:val="30"/>
+        </w:rPr>
+      </w:pPr>
+    </w:p>
+    <w:p>
+      <w:pPr>
+        <w:jc w:val="center"/>
+        <w:rPr>
+          <w:b/>
+          <w:sz w:val="30"/>
+          <w:szCs w:val="30"/>
+        </w:rPr>
+      </w:pPr>
+    </w:p>
+    <w:p>
+      <w:pPr>
+        <w:jc w:val="center"/>
+        <w:rPr>
+          <w:b/>
+          <w:sz w:val="30"/>
+          <w:szCs w:val="30"/>
+        </w:rPr>
+      </w:pPr>
+    </w:p>
+    <w:p>
+      <w:pPr>
+        <w:jc w:val="center"/>
+        <w:rPr>
+          <w:sz w:val="30"/>
+          <w:szCs w:val="30"/>
+        </w:rPr>
+      </w:pPr>
+      <w:r>
+        <w:rPr>
+          <w:b/>
+          <w:sz w:val="30"/>
+          <w:szCs w:val="30"/>
+        </w:rPr>
+        <w:t>Vĩnh Long, tháng 6 năm 2026</w:t>
+      </w:r>
+      <w:r>
+        <w:rPr>
+          <w:sz w:val="30"/>
+          <w:szCs w:val="30"/>
+        </w:rPr>
+        <w:t xml:space="preserve"> </w:t>
+      </w:r>
     </w:p>
     <w:p>
       <w:pPr>
@@ -461,21 +941,6 @@
           <w:docGrid w:linePitch="381"/>
         </w:sectPr>
       </w:pPr>
-      <w:r>
-        <w:rPr>
-          <w:b/>
-          <w:sz w:val="30"/>
-          <w:szCs w:val="30"/>
-        </w:rPr>
-        <w:t>Vĩnh Long, tháng 6 năm 2026</w:t>
-      </w:r>
-      <w:r>
-        <w:rPr>
-          <w:sz w:val="30"/>
-          <w:szCs w:val="30"/>
-        </w:rPr>
-        <w:t xml:space="preserve"> </w:t>
-      </w:r>
     </w:p>
     <w:p>
       <w:pPr>
@@ -8659,21 +9124,7 @@
             <w:rStyle w:val="Hyperlink"/>
             <w:noProof/>
           </w:rPr>
-          <w:t xml:space="preserve">sản </w:t>
-        </w:r>
-        <w:r>
-          <w:rPr>
-            <w:rStyle w:val="Hyperlink"/>
-            <w:noProof/>
-          </w:rPr>
-          <w:t>p</w:t>
-        </w:r>
-        <w:r>
-          <w:rPr>
-            <w:rStyle w:val="Hyperlink"/>
-            <w:noProof/>
-          </w:rPr>
-          <w:t>hẩm</w:t>
+          <w:t>sản phẩm</w:t>
         </w:r>
         <w:r>
           <w:rPr>
@@ -10142,68 +10593,68 @@
       <w:pPr>
         <w:pStyle w:val="Heading1"/>
       </w:pPr>
-      <w:bookmarkStart w:id="5" w:name="_Toc230160099"/>
-      <w:bookmarkStart w:id="6" w:name="_Toc231639399"/>
+      <w:bookmarkStart w:id="5" w:name="_Toc231639399"/>
+      <w:bookmarkStart w:id="6" w:name="_Toc230160099"/>
       <w:r>
         <w:lastRenderedPageBreak/>
         <w:t>Cơ sở lý thuyết</w:t>
       </w:r>
+      <w:bookmarkEnd w:id="5"/>
+    </w:p>
+    <w:p>
+      <w:pPr>
+        <w:pStyle w:val="Heading2"/>
+        <w:rPr>
+          <w:szCs w:val="28"/>
+        </w:rPr>
+      </w:pPr>
+      <w:bookmarkStart w:id="7" w:name="_Toc231639400"/>
+      <w:r>
+        <w:rPr>
+          <w:szCs w:val="28"/>
+        </w:rPr>
+        <w:t>Tổng quan về thiết kế Web</w:t>
+      </w:r>
+      <w:bookmarkEnd w:id="7"/>
+    </w:p>
+    <w:p>
+      <w:pPr>
+        <w:rPr>
+          <w:sz w:val="30"/>
+          <w:szCs w:val="30"/>
+        </w:rPr>
+      </w:pPr>
+      <w:r>
+        <w:rPr>
+          <w:sz w:val="30"/>
+          <w:szCs w:val="30"/>
+        </w:rPr>
+        <w:t>Thiết kế website là quá trình xây dựng giao diện và bố cục của một trang web thông qua việc sắp xếp khoa học các yếu tố hình ảnh, màu sắc, văn bản và các thành phần tương tác [1]. Về mặt kỹ thuật, thiết kế web hiện đại dựa trên ba trụ cột chính là ngôn ngữ đánh dấu siêu văn bản (HTML) để tạo cấu trúc, ngôn ngữ định dạng bậc thang (CSS) để thiết kế giao diện trực quan và ngôn ngữ lập trình JavaScript để tạo tính tương tác động</w:t>
+      </w:r>
+      <w:r>
+        <w:rPr>
+          <w:sz w:val="30"/>
+          <w:szCs w:val="30"/>
+        </w:rPr>
+        <w:t>[1],[2]</w:t>
+      </w:r>
+      <w:r>
+        <w:rPr>
+          <w:sz w:val="30"/>
+          <w:szCs w:val="30"/>
+        </w:rPr>
+        <w:t>. Mục tiêu cốt lõi của quá trình này là tối ưu hóa khả năng sử dụng (Usability) và trải nghiệm người dùng (UX) nhằm thu hút và giữ chân khách hàng trên nền tảng Internet [2].</w:t>
+      </w:r>
+    </w:p>
+    <w:p>
+      <w:pPr>
+        <w:pStyle w:val="Heading2"/>
+        <w:rPr>
+          <w:szCs w:val="28"/>
+        </w:rPr>
+      </w:pPr>
+      <w:bookmarkStart w:id="8" w:name="_Toc231639401"/>
       <w:bookmarkEnd w:id="6"/>
-    </w:p>
-    <w:p>
-      <w:pPr>
-        <w:pStyle w:val="Heading2"/>
-        <w:rPr>
-          <w:szCs w:val="28"/>
-        </w:rPr>
-      </w:pPr>
-      <w:bookmarkStart w:id="7" w:name="_Toc231639400"/>
-      <w:r>
-        <w:rPr>
-          <w:szCs w:val="28"/>
-        </w:rPr>
-        <w:t>Tổng quan về thiết kế Web</w:t>
-      </w:r>
-      <w:bookmarkEnd w:id="7"/>
-    </w:p>
-    <w:p>
-      <w:pPr>
-        <w:rPr>
-          <w:sz w:val="30"/>
-          <w:szCs w:val="30"/>
-        </w:rPr>
-      </w:pPr>
-      <w:r>
-        <w:rPr>
-          <w:sz w:val="30"/>
-          <w:szCs w:val="30"/>
-        </w:rPr>
-        <w:t>Thiết kế website là quá trình xây dựng giao diện và bố cục của một trang web thông qua việc sắp xếp khoa học các yếu tố hình ảnh, màu sắc, văn bản và các thành phần tương tác [1]. Về mặt kỹ thuật, thiết kế web hiện đại dựa trên ba trụ cột chính là ngôn ngữ đánh dấu siêu văn bản (HTML) để tạo cấu trúc, ngôn ngữ định dạng bậc thang (CSS) để thiết kế giao diện trực quan và ngôn ngữ lập trình JavaScript để tạo tính tương tác động</w:t>
-      </w:r>
-      <w:r>
-        <w:rPr>
-          <w:sz w:val="30"/>
-          <w:szCs w:val="30"/>
-        </w:rPr>
-        <w:t>[1],[2]</w:t>
-      </w:r>
-      <w:r>
-        <w:rPr>
-          <w:sz w:val="30"/>
-          <w:szCs w:val="30"/>
-        </w:rPr>
-        <w:t>. Mục tiêu cốt lõi của quá trình này là tối ưu hóa khả năng sử dụng (Usability) và trải nghiệm người dùng (UX) nhằm thu hút và giữ chân khách hàng trên nền tảng Internet [2].</w:t>
-      </w:r>
-    </w:p>
-    <w:p>
-      <w:pPr>
-        <w:pStyle w:val="Heading2"/>
-        <w:rPr>
-          <w:szCs w:val="28"/>
-        </w:rPr>
-      </w:pPr>
-      <w:bookmarkStart w:id="8" w:name="_Toc231639401"/>
-      <w:bookmarkEnd w:id="5"/>
       <w:r>
         <w:rPr>
           <w:szCs w:val="28"/>
@@ -22532,27 +22983,14 @@
       <w:r>
         <w:t xml:space="preserve">Hình </w:t>
       </w:r>
-      <w:r>
-        <w:fldChar w:fldCharType="begin"/>
-      </w:r>
-      <w:r>
-        <w:instrText xml:space="preserve"> SEQ Hình \* ARABIC </w:instrText>
-      </w:r>
-      <w:r>
-        <w:fldChar w:fldCharType="separate"/>
-      </w:r>
-      <w:r>
-        <w:rPr>
-          <w:noProof/>
-        </w:rPr>
-        <w:t>1</w:t>
-      </w:r>
-      <w:r>
-        <w:rPr>
-          <w:noProof/>
-        </w:rPr>
-        <w:fldChar w:fldCharType="end"/>
-      </w:r>
+      <w:fldSimple w:instr=" SEQ Hình \* ARABIC ">
+        <w:r>
+          <w:rPr>
+            <w:noProof/>
+          </w:rPr>
+          <w:t>1</w:t>
+        </w:r>
+      </w:fldSimple>
       <w:r>
         <w:t xml:space="preserve"> </w:t>
       </w:r>
@@ -22668,27 +23106,14 @@
       <w:r>
         <w:t xml:space="preserve">Hình </w:t>
       </w:r>
-      <w:r>
-        <w:fldChar w:fldCharType="begin"/>
-      </w:r>
-      <w:r>
-        <w:instrText xml:space="preserve"> SEQ Hình \* ARABIC </w:instrText>
-      </w:r>
-      <w:r>
-        <w:fldChar w:fldCharType="separate"/>
-      </w:r>
-      <w:r>
-        <w:rPr>
-          <w:noProof/>
-        </w:rPr>
-        <w:t>2</w:t>
-      </w:r>
-      <w:r>
-        <w:rPr>
-          <w:noProof/>
-        </w:rPr>
-        <w:fldChar w:fldCharType="end"/>
-      </w:r>
+      <w:fldSimple w:instr=" SEQ Hình \* ARABIC ">
+        <w:r>
+          <w:rPr>
+            <w:noProof/>
+          </w:rPr>
+          <w:t>2</w:t>
+        </w:r>
+      </w:fldSimple>
       <w:r>
         <w:t xml:space="preserve"> Giao diện</w:t>
       </w:r>
@@ -22828,27 +23253,14 @@
       <w:r>
         <w:t xml:space="preserve">Hình </w:t>
       </w:r>
-      <w:r>
-        <w:fldChar w:fldCharType="begin"/>
-      </w:r>
-      <w:r>
-        <w:instrText xml:space="preserve"> SEQ Hình \* ARABIC </w:instrText>
-      </w:r>
-      <w:r>
-        <w:fldChar w:fldCharType="separate"/>
-      </w:r>
-      <w:r>
-        <w:rPr>
-          <w:noProof/>
-        </w:rPr>
-        <w:t>3</w:t>
-      </w:r>
-      <w:r>
-        <w:rPr>
-          <w:noProof/>
-        </w:rPr>
-        <w:fldChar w:fldCharType="end"/>
-      </w:r>
+      <w:fldSimple w:instr=" SEQ Hình \* ARABIC ">
+        <w:r>
+          <w:rPr>
+            <w:noProof/>
+          </w:rPr>
+          <w:t>3</w:t>
+        </w:r>
+      </w:fldSimple>
       <w:r>
         <w:t xml:space="preserve"> </w:t>
       </w:r>
@@ -22987,27 +23399,14 @@
       <w:r>
         <w:t xml:space="preserve">Hình </w:t>
       </w:r>
-      <w:r>
-        <w:fldChar w:fldCharType="begin"/>
-      </w:r>
-      <w:r>
-        <w:instrText xml:space="preserve"> SEQ Hình \* ARABIC </w:instrText>
-      </w:r>
-      <w:r>
-        <w:fldChar w:fldCharType="separate"/>
-      </w:r>
-      <w:r>
-        <w:rPr>
-          <w:noProof/>
-        </w:rPr>
-        <w:t>4</w:t>
-      </w:r>
-      <w:r>
-        <w:rPr>
-          <w:noProof/>
-        </w:rPr>
-        <w:fldChar w:fldCharType="end"/>
-      </w:r>
+      <w:fldSimple w:instr=" SEQ Hình \* ARABIC ">
+        <w:r>
+          <w:rPr>
+            <w:noProof/>
+          </w:rPr>
+          <w:t>4</w:t>
+        </w:r>
+      </w:fldSimple>
       <w:r>
         <w:t xml:space="preserve"> </w:t>
       </w:r>
@@ -23130,27 +23529,14 @@
       <w:r>
         <w:t xml:space="preserve">Hình </w:t>
       </w:r>
-      <w:r>
-        <w:fldChar w:fldCharType="begin"/>
-      </w:r>
-      <w:r>
-        <w:instrText xml:space="preserve"> SEQ Hình \* ARABIC </w:instrText>
-      </w:r>
-      <w:r>
-        <w:fldChar w:fldCharType="separate"/>
-      </w:r>
-      <w:r>
-        <w:rPr>
-          <w:noProof/>
-        </w:rPr>
-        <w:t>5</w:t>
-      </w:r>
-      <w:r>
-        <w:rPr>
-          <w:noProof/>
-        </w:rPr>
-        <w:fldChar w:fldCharType="end"/>
-      </w:r>
+      <w:fldSimple w:instr=" SEQ Hình \* ARABIC ">
+        <w:r>
+          <w:rPr>
+            <w:noProof/>
+          </w:rPr>
+          <w:t>5</w:t>
+        </w:r>
+      </w:fldSimple>
       <w:r>
         <w:rPr>
           <w:noProof/>
@@ -23285,27 +23671,14 @@
       <w:r>
         <w:t xml:space="preserve">Hình </w:t>
       </w:r>
-      <w:r>
-        <w:fldChar w:fldCharType="begin"/>
-      </w:r>
-      <w:r>
-        <w:instrText xml:space="preserve"> SEQ Hình \* ARABIC </w:instrText>
-      </w:r>
-      <w:r>
-        <w:fldChar w:fldCharType="separate"/>
-      </w:r>
-      <w:r>
-        <w:rPr>
-          <w:noProof/>
-        </w:rPr>
-        <w:t>6</w:t>
-      </w:r>
-      <w:r>
-        <w:rPr>
-          <w:noProof/>
-        </w:rPr>
-        <w:fldChar w:fldCharType="end"/>
-      </w:r>
+      <w:fldSimple w:instr=" SEQ Hình \* ARABIC ">
+        <w:r>
+          <w:rPr>
+            <w:noProof/>
+          </w:rPr>
+          <w:t>6</w:t>
+        </w:r>
+      </w:fldSimple>
       <w:r>
         <w:t xml:space="preserve"> Giao </w:t>
       </w:r>
@@ -25822,24 +26195,14 @@
       <w:r>
         <w:t xml:space="preserve">Hình </w:t>
       </w:r>
-      <w:r>
-        <w:fldChar w:fldCharType="begin"/>
-      </w:r>
-      <w:r>
-        <w:instrText xml:space="preserve"> SEQ Hình \* ARABIC </w:instrText>
-      </w:r>
-      <w:r>
-        <w:fldChar w:fldCharType="separate"/>
-      </w:r>
-      <w:r>
-        <w:rPr>
-          <w:noProof/>
-        </w:rPr>
-        <w:t>7</w:t>
-      </w:r>
-      <w:r>
-        <w:fldChar w:fldCharType="end"/>
-      </w:r>
+      <w:fldSimple w:instr=" SEQ Hình \* ARABIC ">
+        <w:r>
+          <w:rPr>
+            <w:noProof/>
+          </w:rPr>
+          <w:t>7</w:t>
+        </w:r>
+      </w:fldSimple>
       <w:r>
         <w:t xml:space="preserve"> Giao diện trang chủ</w:t>
       </w:r>
@@ -26014,24 +26377,14 @@
       <w:r>
         <w:t xml:space="preserve">Hình </w:t>
       </w:r>
-      <w:r>
-        <w:fldChar w:fldCharType="begin"/>
-      </w:r>
-      <w:r>
-        <w:instrText xml:space="preserve"> SEQ Hình \* ARABIC </w:instrText>
-      </w:r>
-      <w:r>
-        <w:fldChar w:fldCharType="separate"/>
-      </w:r>
-      <w:r>
-        <w:rPr>
-          <w:noProof/>
-        </w:rPr>
-        <w:t>8</w:t>
-      </w:r>
-      <w:r>
-        <w:fldChar w:fldCharType="end"/>
-      </w:r>
+      <w:fldSimple w:instr=" SEQ Hình \* ARABIC ">
+        <w:r>
+          <w:rPr>
+            <w:noProof/>
+          </w:rPr>
+          <w:t>8</w:t>
+        </w:r>
+      </w:fldSimple>
       <w:r>
         <w:t xml:space="preserve"> </w:t>
       </w:r>
@@ -26177,24 +26530,14 @@
       <w:r>
         <w:t xml:space="preserve">Hình </w:t>
       </w:r>
-      <w:r>
-        <w:fldChar w:fldCharType="begin"/>
-      </w:r>
-      <w:r>
-        <w:instrText xml:space="preserve"> SEQ Hình \* ARABIC </w:instrText>
-      </w:r>
-      <w:r>
-        <w:fldChar w:fldCharType="separate"/>
-      </w:r>
-      <w:r>
-        <w:rPr>
-          <w:noProof/>
-        </w:rPr>
-        <w:t>9</w:t>
-      </w:r>
-      <w:r>
-        <w:fldChar w:fldCharType="end"/>
-      </w:r>
+      <w:fldSimple w:instr=" SEQ Hình \* ARABIC ">
+        <w:r>
+          <w:rPr>
+            <w:noProof/>
+          </w:rPr>
+          <w:t>9</w:t>
+        </w:r>
+      </w:fldSimple>
       <w:r>
         <w:t xml:space="preserve"> </w:t>
       </w:r>
@@ -26358,24 +26701,14 @@
       <w:r>
         <w:t xml:space="preserve">Hình </w:t>
       </w:r>
-      <w:r>
-        <w:fldChar w:fldCharType="begin"/>
-      </w:r>
-      <w:r>
-        <w:instrText xml:space="preserve"> SEQ Hình \* ARABIC </w:instrText>
-      </w:r>
-      <w:r>
-        <w:fldChar w:fldCharType="separate"/>
-      </w:r>
-      <w:r>
-        <w:rPr>
-          <w:noProof/>
-        </w:rPr>
-        <w:t>10</w:t>
-      </w:r>
-      <w:r>
-        <w:fldChar w:fldCharType="end"/>
-      </w:r>
+      <w:fldSimple w:instr=" SEQ Hình \* ARABIC ">
+        <w:r>
+          <w:rPr>
+            <w:noProof/>
+          </w:rPr>
+          <w:t>10</w:t>
+        </w:r>
+      </w:fldSimple>
       <w:r>
         <w:t xml:space="preserve"> </w:t>
       </w:r>
@@ -26521,24 +26854,14 @@
       <w:r>
         <w:t xml:space="preserve">Hình </w:t>
       </w:r>
-      <w:r>
-        <w:fldChar w:fldCharType="begin"/>
-      </w:r>
-      <w:r>
-        <w:instrText xml:space="preserve"> SEQ Hình \* ARABIC </w:instrText>
-      </w:r>
-      <w:r>
-        <w:fldChar w:fldCharType="separate"/>
-      </w:r>
-      <w:r>
-        <w:rPr>
-          <w:noProof/>
-        </w:rPr>
-        <w:t>11</w:t>
-      </w:r>
-      <w:r>
-        <w:fldChar w:fldCharType="end"/>
-      </w:r>
+      <w:fldSimple w:instr=" SEQ Hình \* ARABIC ">
+        <w:r>
+          <w:rPr>
+            <w:noProof/>
+          </w:rPr>
+          <w:t>11</w:t>
+        </w:r>
+      </w:fldSimple>
       <w:r>
         <w:t xml:space="preserve"> </w:t>
       </w:r>
@@ -26684,24 +27007,14 @@
       <w:r>
         <w:t xml:space="preserve">Hình </w:t>
       </w:r>
-      <w:r>
-        <w:fldChar w:fldCharType="begin"/>
-      </w:r>
-      <w:r>
-        <w:instrText xml:space="preserve"> SEQ Hình \* ARABIC </w:instrText>
-      </w:r>
-      <w:r>
-        <w:fldChar w:fldCharType="separate"/>
-      </w:r>
-      <w:r>
-        <w:rPr>
-          <w:noProof/>
-        </w:rPr>
-        <w:t>12</w:t>
-      </w:r>
-      <w:r>
-        <w:fldChar w:fldCharType="end"/>
-      </w:r>
+      <w:fldSimple w:instr=" SEQ Hình \* ARABIC ">
+        <w:r>
+          <w:rPr>
+            <w:noProof/>
+          </w:rPr>
+          <w:t>12</w:t>
+        </w:r>
+      </w:fldSimple>
       <w:r>
         <w:t xml:space="preserve"> </w:t>
       </w:r>

--- a/assets/thesis/template_thesis.docx
+++ b/assets/thesis/template_thesis.docx
@@ -789,6 +789,13 @@
                 <w:szCs w:val="30"/>
               </w:rPr>
               <w:t>Ths. Nguyễn Ngọc Đan Thanh</w:t>
+            </w:r>
+            <w:r>
+              <w:rPr>
+                <w:sz w:val="30"/>
+                <w:szCs w:val="30"/>
+              </w:rPr>
+              <w:t xml:space="preserve"> </w:t>
             </w:r>
           </w:p>
         </w:tc>
